--- a/中1_英語テスト_2026前期_完成版50点.docx
+++ b/中1_英語テスト_2026前期_完成版50点.docx
@@ -183,7 +183,7 @@
           <w:rFonts w:ascii="Arial" w:hAnsi="Arial" w:eastAsia="MS Gothic"/>
           <w:b w:val="0"/>
         </w:rPr>
-        <w:t>それぞれ正しい文をア～ウから選び、（　）に記号を書きましょう。</w:t>
+        <w:t>それぞれ正しい文をア～エから選び、（　）に記号を書きましょう。</w:t>
       </w:r>
     </w:p>
     <w:p>
@@ -207,7 +207,7 @@
           <w:rFonts w:ascii="Arial" w:hAnsi="Arial" w:eastAsia="MS Gothic"/>
           <w:b w:val="0"/>
         </w:rPr>
-        <w:t xml:space="preserve">　疑問文（　　）　ア Are you tall?　　イ You are tall?　　ウ Do you tall?</w:t>
+        <w:t xml:space="preserve">　疑問文（　　）　ア Are you tall?　　イ You are tall?　　ウ Do you tall?　　エ Is you tall?</w:t>
       </w:r>
     </w:p>
     <w:p>
@@ -219,7 +219,7 @@
           <w:rFonts w:ascii="Arial" w:hAnsi="Arial" w:eastAsia="MS Gothic"/>
           <w:b w:val="0"/>
         </w:rPr>
-        <w:t xml:space="preserve">　否定文（　　）　ア You not are tall.　　イ You are not tall.　　ウ You don't tall.</w:t>
+        <w:t xml:space="preserve">　否定文（　　）　ア You not are tall.　　イ You are not tall.　　ウ You don't tall.　　エ You is not tall.</w:t>
       </w:r>
     </w:p>
     <w:p>
@@ -243,7 +243,7 @@
           <w:rFonts w:ascii="Arial" w:hAnsi="Arial" w:eastAsia="MS Gothic"/>
           <w:b w:val="0"/>
         </w:rPr>
-        <w:t xml:space="preserve">　疑問文（　　）　ア It is small?　　イ Is it small?　　ウ Does it small?</w:t>
+        <w:t xml:space="preserve">　疑問文（　　）　ア It is small?　　イ Is it small?　　ウ Does it small?　　エ Are it small?</w:t>
       </w:r>
     </w:p>
     <w:p>
@@ -255,7 +255,7 @@
           <w:rFonts w:ascii="Arial" w:hAnsi="Arial" w:eastAsia="MS Gothic"/>
           <w:b w:val="0"/>
         </w:rPr>
-        <w:t xml:space="preserve">　否定文（　　）　ア It is not small.　　イ It not is small.　　ウ It don't small.</w:t>
+        <w:t xml:space="preserve">　否定文（　　）　ア It is not small.　　イ It not is small.　　ウ It don't small.　　エ It are not small.</w:t>
       </w:r>
     </w:p>
     <w:p>
@@ -279,7 +279,7 @@
           <w:rFonts w:ascii="Arial" w:hAnsi="Arial" w:eastAsia="MS Gothic"/>
           <w:b w:val="0"/>
         </w:rPr>
-        <w:t xml:space="preserve">　疑問文（　　）　ア Are she kind?　　イ Is she kind?　　ウ She is kind?</w:t>
+        <w:t xml:space="preserve">　疑問文（　　）　ア Are she kind?　　イ Is she kind?　　ウ She is kind?　　エ Does she kind?</w:t>
       </w:r>
     </w:p>
     <w:p>
@@ -291,7 +291,7 @@
           <w:rFonts w:ascii="Arial" w:hAnsi="Arial" w:eastAsia="MS Gothic"/>
           <w:b w:val="0"/>
         </w:rPr>
-        <w:t xml:space="preserve">　否定文（　　）　ア She is not kind.　　イ She not kind.　　ウ She doesn't kind.</w:t>
+        <w:t xml:space="preserve">　否定文（　　）　ア She is not kind.　　イ She not kind.　　ウ She doesn't kind.　　エ She are not kind.</w:t>
       </w:r>
     </w:p>
     <w:p>
@@ -315,7 +315,7 @@
           <w:rFonts w:ascii="Arial" w:hAnsi="Arial" w:eastAsia="MS Gothic"/>
           <w:b w:val="0"/>
         </w:rPr>
-        <w:t xml:space="preserve">　疑問文（　　）　ア Is they happy?　　イ Are they happy?　　ウ They are happy?</w:t>
+        <w:t xml:space="preserve">　疑問文（　　）　ア Is they happy?　　イ Are they happy?　　ウ They are happy?　　エ Do they happy?</w:t>
       </w:r>
     </w:p>
     <w:p>
@@ -327,7 +327,7 @@
           <w:rFonts w:ascii="Arial" w:hAnsi="Arial" w:eastAsia="MS Gothic"/>
           <w:b w:val="0"/>
         </w:rPr>
-        <w:t xml:space="preserve">　否定文（　　）　ア They are not happy.　　イ They not happy.　　ウ They don't happy.</w:t>
+        <w:t xml:space="preserve">　否定文（　　）　ア They are not happy.　　イ They not happy.　　ウ They don't happy.　　エ They is not happy.</w:t>
       </w:r>
     </w:p>
     <w:p>
@@ -355,7 +355,7 @@
           <w:rFonts w:ascii="Arial" w:hAnsi="Arial" w:eastAsia="MS Gothic"/>
           <w:b w:val="0"/>
         </w:rPr>
-        <w:t>A）それぞれ正しい文をア～ウから選び、（　）に記号を書きましょう。</w:t>
+        <w:t>A）それぞれ正しい文をア～エから選び、（　）に記号を書きましょう。</w:t>
       </w:r>
     </w:p>
     <w:p>
@@ -379,7 +379,7 @@
           <w:rFonts w:ascii="Arial" w:hAnsi="Arial" w:eastAsia="MS Gothic"/>
           <w:b w:val="0"/>
         </w:rPr>
-        <w:t xml:space="preserve">　疑問文（　　）　ア You can swim?　　イ Can you swim?　　ウ Do you can swim?</w:t>
+        <w:t xml:space="preserve">　疑問文（　　）　ア You can swim?　　イ Can you swim?　　ウ Do you can swim?　　エ Can swim you?</w:t>
       </w:r>
     </w:p>
     <w:p>
@@ -391,7 +391,7 @@
           <w:rFonts w:ascii="Arial" w:hAnsi="Arial" w:eastAsia="MS Gothic"/>
           <w:b w:val="0"/>
         </w:rPr>
-        <w:t xml:space="preserve">　否定文（　　）　ア You cannot swim.　　イ You can not swimming.　　ウ You don't can swim.</w:t>
+        <w:t xml:space="preserve">　否定文（　　）　ア You cannot swim.　　イ You can not swimming.　　ウ You don't can swim.　　エ You swim cannot.</w:t>
       </w:r>
     </w:p>
     <w:p>
@@ -415,7 +415,7 @@
           <w:rFonts w:ascii="Arial" w:hAnsi="Arial" w:eastAsia="MS Gothic"/>
           <w:b w:val="0"/>
         </w:rPr>
-        <w:t xml:space="preserve">　疑問文（　　）　ア Can he run fast?　　イ Can he runs fast?　　ウ Does he can run fast?</w:t>
+        <w:t xml:space="preserve">　疑問文（　　）　ア Can he run fast?　　イ Can he runs fast?　　ウ Does he can run fast?　　エ He can run fast?</w:t>
       </w:r>
     </w:p>
     <w:p>
@@ -427,7 +427,7 @@
           <w:rFonts w:ascii="Arial" w:hAnsi="Arial" w:eastAsia="MS Gothic"/>
           <w:b w:val="0"/>
         </w:rPr>
-        <w:t xml:space="preserve">　否定文（　　）　ア He cannot run fast.　　イ He can't runs fast.　　ウ He doesn't can run fast.</w:t>
+        <w:t xml:space="preserve">　否定文（　　）　ア He cannot run fast.　　イ He can't runs fast.　　ウ He doesn't can run fast.　　エ He not can run fast.</w:t>
       </w:r>
     </w:p>
     <w:p>
@@ -439,7 +439,7 @@
           <w:rFonts w:ascii="Arial" w:hAnsi="Arial" w:eastAsia="MS Gothic"/>
           <w:b w:val="0"/>
         </w:rPr>
-        <w:t>B）正しい語順（ごじゅん）の文をア～ウから選び、（　）に記号を書きましょう。</w:t>
+        <w:t>B）正しい語順（ごじゅん）の文をア～エから選び、（　）に記号を書きましょう。</w:t>
       </w:r>
     </w:p>
     <w:p>
@@ -460,7 +460,7 @@
           <w:rFonts w:ascii="Arial" w:hAnsi="Arial" w:eastAsia="MS Gothic"/>
           <w:b w:val="0"/>
         </w:rPr>
-        <w:t xml:space="preserve">　ア I can sing well.　　イ I sing can well.　　ウ I well can sing.</w:t>
+        <w:t xml:space="preserve">　ア I can sing well.　　イ I sing can well.　　ウ I well can sing.　　エ I can well sing.</w:t>
       </w:r>
     </w:p>
     <w:p>
@@ -478,7 +478,16 @@
           <w:rFonts w:ascii="Arial" w:hAnsi="Arial" w:eastAsia="MS Gothic"/>
           <w:b w:val="0"/>
         </w:rPr>
-        <w:t xml:space="preserve">　ア You can play the piano?　　イ Can you play the piano?　　ウ Can you the piano play?</w:t>
+        <w:t xml:space="preserve">　ア You can play the piano?　　イ Can you play the piano?</w:t>
+      </w:r>
+    </w:p>
+    <w:p>
+      <w:r>
+        <w:rPr>
+          <w:rFonts w:ascii="Arial" w:hAnsi="Arial" w:eastAsia="MS Gothic"/>
+          <w:b w:val="0"/>
+        </w:rPr>
+        <w:t xml:space="preserve">　ウ Can you the piano play?　　エ Do you can play the piano?</w:t>
       </w:r>
     </w:p>
     <w:p>
@@ -585,7 +594,7 @@
           <w:rFonts w:ascii="Arial" w:hAnsi="Arial" w:eastAsia="MS Gothic"/>
           <w:b w:val="0"/>
         </w:rPr>
-        <w:t>B）（　）に合う疑問詞をア～ウから選び、記号を書きましょう。（be動詞の文です）</w:t>
+        <w:t>B）（　）に合う疑問詞をア～エから選び、記号を書きましょう。（be動詞の文です）</w:t>
       </w:r>
     </w:p>
     <w:p>
@@ -606,7 +615,7 @@
           <w:rFonts w:ascii="Arial" w:hAnsi="Arial" w:eastAsia="MS Gothic"/>
           <w:b w:val="0"/>
         </w:rPr>
-        <w:t xml:space="preserve">　ア What　　イ Who　　ウ Where</w:t>
+        <w:t xml:space="preserve">　ア What　　イ Who　　ウ Where　　エ When</w:t>
       </w:r>
     </w:p>
     <w:p>
@@ -627,7 +636,7 @@
           <w:rFonts w:ascii="Arial" w:hAnsi="Arial" w:eastAsia="MS Gothic"/>
           <w:b w:val="0"/>
         </w:rPr>
-        <w:t xml:space="preserve">　ア How　　イ What　　ウ Where</w:t>
+        <w:t xml:space="preserve">　ア How　　イ What　　ウ Where　　エ Why</w:t>
       </w:r>
     </w:p>
     <w:p>
@@ -648,7 +657,7 @@
           <w:rFonts w:ascii="Arial" w:hAnsi="Arial" w:eastAsia="MS Gothic"/>
           <w:b w:val="0"/>
         </w:rPr>
-        <w:t xml:space="preserve">　ア Why　　イ Who　　ウ When</w:t>
+        <w:t xml:space="preserve">　ア Why　　イ Who　　ウ When　　エ What</w:t>
       </w:r>
     </w:p>
     <w:p>
@@ -669,7 +678,7 @@
           <w:rFonts w:ascii="Arial" w:hAnsi="Arial" w:eastAsia="MS Gothic"/>
           <w:b w:val="0"/>
         </w:rPr>
-        <w:t xml:space="preserve">　ア When　　イ How　　ウ Where</w:t>
+        <w:t xml:space="preserve">　ア When　　イ How　　ウ Where　　エ Who</w:t>
       </w:r>
     </w:p>
     <w:p>
@@ -767,7 +776,7 @@
           <w:rFonts w:ascii="Arial" w:hAnsi="Arial" w:eastAsia="MS Gothic"/>
           <w:b w:val="0"/>
         </w:rPr>
-        <w:t>B）正しい語順の文をア～ウから選び、（　）に記号を書きましょう。</w:t>
+        <w:t>B）正しい語順の文をア～エから選び、（　）に記号を書きましょう。</w:t>
       </w:r>
     </w:p>
     <w:p>
@@ -785,7 +794,16 @@
           <w:rFonts w:ascii="Arial" w:hAnsi="Arial" w:eastAsia="MS Gothic"/>
           <w:b w:val="0"/>
         </w:rPr>
-        <w:t xml:space="preserve">　ア I take a walk at night.　　イ I at night take a walk.　　ウ At night a walk I take.</w:t>
+        <w:t xml:space="preserve">　ア I take a walk at night.　　イ I at night take a walk.</w:t>
+      </w:r>
+    </w:p>
+    <w:p>
+      <w:r>
+        <w:rPr>
+          <w:rFonts w:ascii="Arial" w:hAnsi="Arial" w:eastAsia="MS Gothic"/>
+          <w:b w:val="0"/>
+        </w:rPr>
+        <w:t xml:space="preserve">　ウ At night a walk I take.　　エ I take at night a walk.</w:t>
       </w:r>
     </w:p>
     <w:p>
@@ -883,7 +901,7 @@
           <w:rFonts w:ascii="Arial" w:hAnsi="Arial" w:eastAsia="MS Gothic"/>
           <w:b w:val="0"/>
         </w:rPr>
-        <w:t>B）正しい語順の文をア～ウから選び、（　）に記号を書きましょう。</w:t>
+        <w:t>B）正しい語順の文をア～エから選び、（　）に記号を書きましょう。</w:t>
       </w:r>
     </w:p>
     <w:p>
@@ -901,7 +919,16 @@
           <w:rFonts w:ascii="Arial" w:hAnsi="Arial" w:eastAsia="MS Gothic"/>
           <w:b w:val="0"/>
         </w:rPr>
-        <w:t xml:space="preserve">　ア I come to school late.　　イ I to school late come.　　ウ Late come I to school.</w:t>
+        <w:t xml:space="preserve">　ア I come to school late.　　イ I to school late come.</w:t>
+      </w:r>
+    </w:p>
+    <w:p>
+      <w:r>
+        <w:rPr>
+          <w:rFonts w:ascii="Arial" w:hAnsi="Arial" w:eastAsia="MS Gothic"/>
+          <w:b w:val="0"/>
+        </w:rPr>
+        <w:t xml:space="preserve">　ウ Late come I to school.　　エ I late come to school.</w:t>
       </w:r>
     </w:p>
     <w:p>
@@ -999,7 +1026,7 @@
           <w:rFonts w:ascii="Arial" w:hAnsi="Arial" w:eastAsia="MS Gothic"/>
           <w:b w:val="0"/>
         </w:rPr>
-        <w:t>B）正しい文をア～ウから選び、（　）に記号を書きましょう。</w:t>
+        <w:t>B）正しい文をア～エから選び、（　）に記号を書きましょう。</w:t>
       </w:r>
     </w:p>
     <w:p>
@@ -1017,7 +1044,16 @@
           <w:rFonts w:ascii="Arial" w:hAnsi="Arial" w:eastAsia="MS Gothic"/>
           <w:b w:val="0"/>
         </w:rPr>
-        <w:t xml:space="preserve">　ア I sing from morning until night.　　イ I sing until morning from night.　　ウ I from morning sing until night.</w:t>
+        <w:t xml:space="preserve">　ア I sing from morning until night.　　イ I sing until morning from night.</w:t>
+      </w:r>
+    </w:p>
+    <w:p>
+      <w:r>
+        <w:rPr>
+          <w:rFonts w:ascii="Arial" w:hAnsi="Arial" w:eastAsia="MS Gothic"/>
+          <w:b w:val="0"/>
+        </w:rPr>
+        <w:t xml:space="preserve">　ウ I from morning sing until night.　　エ I sing from night until morning.</w:t>
       </w:r>
     </w:p>
     <w:p>

--- a/中1_英語テスト_2026前期_完成版50点.docx
+++ b/中1_英語テスト_2026前期_完成版50点.docx
@@ -31,6 +31,19 @@
     </w:p>
     <w:p>
       <w:pPr>
+        <w:spacing w:after="40"/>
+      </w:pPr>
+      <w:r>
+        <w:rPr>
+          <w:rFonts w:ascii="Arial" w:hAnsi="Arial" w:eastAsia="MS Gothic"/>
+          <w:b w:val="0"/>
+          <w:sz w:val="20"/>
+        </w:rPr>
+        <w:t>※ 全部で50問、1問1点です。答えはすべて 記号（きごう）を（　）に書くか、〇で囲（かこ）みます。ゆっくり読んで答えましょう。</w:t>
+      </w:r>
+    </w:p>
+    <w:p>
+      <w:pPr>
         <w:spacing w:after="160"/>
       </w:pPr>
       <w:r>
@@ -39,7 +52,7 @@
           <w:b w:val="0"/>
           <w:sz w:val="20"/>
         </w:rPr>
-        <w:t>※ 全部で50問、1問1点です。答えはすべて 記号（きごう）を（　）に書くか、〇で囲（かこ）みます。ゆっくり読んで答えましょう。</w:t>
+        <w:t>※ 最後に「チャレンジ問題」があります。できた分だけボーナス点（＋3点まで）になります。時間が余ったらちょうせんしましょう。</w:t>
       </w:r>
     </w:p>
     <w:p>
@@ -1250,6 +1263,131 @@
         </w:tc>
       </w:tr>
     </w:tbl>
+    <w:p>
+      <w:pPr>
+        <w:spacing w:before="200" w:after="80"/>
+        <w:pBdr>
+          <w:bottom w:val="single" w:sz="6" w:color="000000"/>
+        </w:pBdr>
+      </w:pPr>
+      <w:r>
+        <w:rPr>
+          <w:rFonts w:ascii="Arial" w:hAnsi="Arial" w:eastAsia="MS Gothic"/>
+          <w:b/>
+          <w:sz w:val="24"/>
+        </w:rPr>
+        <w:t>大問9　チャレンジ問題　※ボーナス（＋3点まで）　（各1点）</w:t>
+      </w:r>
+    </w:p>
+    <w:p>
+      <w:pPr>
+        <w:spacing w:after="80"/>
+      </w:pPr>
+      <w:r>
+        <w:rPr>
+          <w:rFonts w:ascii="Arial" w:hAnsi="Arial" w:eastAsia="MS Gothic"/>
+          <w:b w:val="0"/>
+          <w:sz w:val="20"/>
+        </w:rPr>
+        <w:t>できなくても 50点満点 にはひびきません。じしんがあったらちょうせん！</w:t>
+      </w:r>
+    </w:p>
+    <w:p>
+      <w:pPr>
+        <w:spacing w:before="80" w:after="40"/>
+      </w:pPr>
+      <w:r>
+        <w:rPr>
+          <w:rFonts w:ascii="Arial" w:hAnsi="Arial" w:eastAsia="MS Gothic"/>
+          <w:b w:val="0"/>
+        </w:rPr>
+        <w:t>(1) 次の質問の答えとして正しいものをア～エから選び、（　）に記号を書きましょう。</w:t>
+      </w:r>
+    </w:p>
+    <w:p>
+      <w:r>
+        <w:rPr>
+          <w:rFonts w:ascii="Arial" w:hAnsi="Arial" w:eastAsia="MS Gothic"/>
+          <w:b w:val="0"/>
+        </w:rPr>
+        <w:t xml:space="preserve">　Where is your bag?（　　）</w:t>
+      </w:r>
+    </w:p>
+    <w:p>
+      <w:pPr>
+        <w:spacing w:after="120"/>
+      </w:pPr>
+      <w:r>
+        <w:rPr>
+          <w:rFonts w:ascii="Arial" w:hAnsi="Arial" w:eastAsia="MS Gothic"/>
+          <w:b w:val="0"/>
+        </w:rPr>
+        <w:t xml:space="preserve">　ア It is by the desk.　　イ Yes, it is.　　ウ He is kind.　　エ It is a bag.</w:t>
+      </w:r>
+    </w:p>
+    <w:p>
+      <w:pPr>
+        <w:spacing w:after="40"/>
+      </w:pPr>
+      <w:r>
+        <w:rPr>
+          <w:rFonts w:ascii="Arial" w:hAnsi="Arial" w:eastAsia="MS Gothic"/>
+          <w:b w:val="0"/>
+        </w:rPr>
+        <w:t>(2) 次の語を正しい順番にならべかえて、英文を書きましょう。（文の最初は大文字で書きましょう）</w:t>
+      </w:r>
+    </w:p>
+    <w:p>
+      <w:r>
+        <w:rPr>
+          <w:rFonts w:ascii="Arial" w:hAnsi="Arial" w:eastAsia="MS Gothic"/>
+          <w:b w:val="0"/>
+        </w:rPr>
+        <w:t xml:space="preserve">　[ the piano / can / play / she ]</w:t>
+      </w:r>
+    </w:p>
+    <w:p>
+      <w:pPr>
+        <w:spacing w:after="120"/>
+      </w:pPr>
+      <w:r>
+        <w:rPr>
+          <w:rFonts w:ascii="Arial" w:hAnsi="Arial" w:eastAsia="MS Gothic"/>
+          <w:b w:val="0"/>
+        </w:rPr>
+        <w:t xml:space="preserve">　答え：＿＿＿＿＿＿＿＿＿＿＿＿＿＿＿＿＿＿＿＿＿＿＿＿＿＿＿＿＿＿＿＿＿＿</w:t>
+      </w:r>
+    </w:p>
+    <w:p>
+      <w:pPr>
+        <w:spacing w:after="40"/>
+      </w:pPr>
+      <w:r>
+        <w:rPr>
+          <w:rFonts w:ascii="Arial" w:hAnsi="Arial" w:eastAsia="MS Gothic"/>
+          <w:b w:val="0"/>
+        </w:rPr>
+        <w:t>(3) 次の日本語を英語で書きましょう。</w:t>
+      </w:r>
+    </w:p>
+    <w:p>
+      <w:r>
+        <w:rPr>
+          <w:rFonts w:ascii="Arial" w:hAnsi="Arial" w:eastAsia="MS Gothic"/>
+          <w:b w:val="0"/>
+        </w:rPr>
+        <w:t xml:space="preserve">　「その犬（The dog）は家（the house）の前にいます。」</w:t>
+      </w:r>
+    </w:p>
+    <w:p>
+      <w:r>
+        <w:rPr>
+          <w:rFonts w:ascii="Arial" w:hAnsi="Arial" w:eastAsia="MS Gothic"/>
+          <w:b w:val="0"/>
+        </w:rPr>
+        <w:t xml:space="preserve">　答え：＿＿＿＿＿＿＿＿＿＿＿＿＿＿＿＿＿＿＿＿＿＿＿＿＿＿＿＿＿＿＿＿＿＿</w:t>
+      </w:r>
+    </w:p>
     <w:sectPr>
       <w:pgSz w:w="11906" w:h="16838"/>
       <w:pgMar w:top="1020" w:right="1134" w:bottom="1020" w:left="1134" w:header="720" w:footer="720" w:gutter="0"/>
